--- a/ЛР5_КСиС_Синютин_Н.docx
+++ b/ЛР5_КСиС_Синютин_Н.docx
@@ -1006,9 +1006,56 @@
       <w:pPr>
         <w:spacing w:after="80"/>
         <w:rPr>
+          <w:lang w:val="en-US"/>
+        </w:rPr>
+      </w:pPr>
+      <w:r>
+        <w:rPr>
+          <w:noProof/>
           <w:lang w:val="ru-RU"/>
         </w:rPr>
-      </w:pPr>
+        <w:drawing>
+          <wp:inline distT="0" distB="0" distL="0" distR="0" wp14:anchorId="07F01F75" wp14:editId="361E0AAD">
+            <wp:extent cx="5940425" cy="1947545"/>
+            <wp:effectExtent l="0" t="0" r="3175" b="0"/>
+            <wp:docPr id="1522738781" name="Picture 5"/>
+            <wp:cNvGraphicFramePr>
+              <a:graphicFrameLocks xmlns:a="http://schemas.openxmlformats.org/drawingml/2006/main" noChangeAspect="1"/>
+            </wp:cNvGraphicFramePr>
+            <a:graphic xmlns:a="http://schemas.openxmlformats.org/drawingml/2006/main">
+              <a:graphicData uri="http://schemas.openxmlformats.org/drawingml/2006/picture">
+                <pic:pic xmlns:pic="http://schemas.openxmlformats.org/drawingml/2006/picture">
+                  <pic:nvPicPr>
+                    <pic:cNvPr id="1522738781" name="Picture 1522738781"/>
+                    <pic:cNvPicPr/>
+                  </pic:nvPicPr>
+                  <pic:blipFill>
+                    <a:blip r:embed="rId9" cstate="print">
+                      <a:extLst>
+                        <a:ext uri="{28A0092B-C50C-407E-A947-70E740481C1C}">
+                          <a14:useLocalDpi xmlns:a14="http://schemas.microsoft.com/office/drawing/2010/main" val="0"/>
+                        </a:ext>
+                      </a:extLst>
+                    </a:blip>
+                    <a:stretch>
+                      <a:fillRect/>
+                    </a:stretch>
+                  </pic:blipFill>
+                  <pic:spPr>
+                    <a:xfrm>
+                      <a:off x="0" y="0"/>
+                      <a:ext cx="5940425" cy="1947545"/>
+                    </a:xfrm>
+                    <a:prstGeom prst="rect">
+                      <a:avLst/>
+                    </a:prstGeom>
+                  </pic:spPr>
+                </pic:pic>
+              </a:graphicData>
+            </a:graphic>
+          </wp:inline>
+        </w:drawing>
+      </w:r>
     </w:p>
     <w:p>
       <w:pPr>
@@ -1045,6 +1092,11 @@
     </w:p>
     <w:p>
       <w:pPr>
+        <w:spacing w:line="276" w:lineRule="auto"/>
+      </w:pPr>
+    </w:p>
+    <w:p>
+      <w:pPr>
         <w:spacing w:before="60" w:after="60" w:line="276" w:lineRule="auto"/>
         <w:ind w:firstLine="709"/>
       </w:pPr>
@@ -1053,7 +1105,169 @@
           <w:sz w:val="28"/>
           <w:szCs w:val="28"/>
         </w:rPr>
-        <w:t>1) Создание нескольких файлов для демонстрации</w:t>
+        <w:t>3) Ответ сервера — JSON со списком файлов</w:t>
+      </w:r>
+    </w:p>
+    <w:p>
+      <w:pPr>
+        <w:spacing w:after="80"/>
+      </w:pPr>
+      <w:r>
+        <w:rPr>
+          <w:noProof/>
+        </w:rPr>
+        <w:drawing>
+          <wp:inline distT="0" distB="0" distL="0" distR="0" wp14:anchorId="09349435" wp14:editId="748F3CD7">
+            <wp:extent cx="5940425" cy="565785"/>
+            <wp:effectExtent l="0" t="0" r="3175" b="5715"/>
+            <wp:docPr id="1309251405" name="Picture 7"/>
+            <wp:cNvGraphicFramePr>
+              <a:graphicFrameLocks xmlns:a="http://schemas.openxmlformats.org/drawingml/2006/main" noChangeAspect="1"/>
+            </wp:cNvGraphicFramePr>
+            <a:graphic xmlns:a="http://schemas.openxmlformats.org/drawingml/2006/main">
+              <a:graphicData uri="http://schemas.openxmlformats.org/drawingml/2006/picture">
+                <pic:pic xmlns:pic="http://schemas.openxmlformats.org/drawingml/2006/picture">
+                  <pic:nvPicPr>
+                    <pic:cNvPr id="1309251405" name="Picture 1309251405"/>
+                    <pic:cNvPicPr/>
+                  </pic:nvPicPr>
+                  <pic:blipFill>
+                    <a:blip r:embed="rId10" cstate="print">
+                      <a:extLst>
+                        <a:ext uri="{28A0092B-C50C-407E-A947-70E740481C1C}">
+                          <a14:useLocalDpi xmlns:a14="http://schemas.microsoft.com/office/drawing/2010/main" val="0"/>
+                        </a:ext>
+                      </a:extLst>
+                    </a:blip>
+                    <a:stretch>
+                      <a:fillRect/>
+                    </a:stretch>
+                  </pic:blipFill>
+                  <pic:spPr>
+                    <a:xfrm>
+                      <a:off x="0" y="0"/>
+                      <a:ext cx="5940425" cy="565785"/>
+                    </a:xfrm>
+                    <a:prstGeom prst="rect">
+                      <a:avLst/>
+                    </a:prstGeom>
+                  </pic:spPr>
+                </pic:pic>
+              </a:graphicData>
+            </a:graphic>
+          </wp:inline>
+        </w:drawing>
+      </w:r>
+    </w:p>
+    <w:p>
+      <w:pPr>
+        <w:spacing w:before="60" w:after="60" w:line="276" w:lineRule="auto"/>
+        <w:ind w:firstLine="709"/>
+      </w:pPr>
+      <w:r>
+        <w:rPr>
+          <w:sz w:val="28"/>
+          <w:szCs w:val="28"/>
+        </w:rPr>
+        <w:lastRenderedPageBreak/>
+        <w:t>4) Просмотр содержимого директории через браузер</w:t>
+      </w:r>
+    </w:p>
+    <w:p>
+      <w:pPr>
+        <w:spacing w:after="80"/>
+      </w:pPr>
+      <w:r>
+        <w:rPr>
+          <w:noProof/>
+        </w:rPr>
+        <w:drawing>
+          <wp:inline distT="0" distB="0" distL="0" distR="0" wp14:anchorId="78B419E8" wp14:editId="35EA320F">
+            <wp:extent cx="5940425" cy="915035"/>
+            <wp:effectExtent l="0" t="0" r="3175" b="0"/>
+            <wp:docPr id="809058347" name="Picture 8"/>
+            <wp:cNvGraphicFramePr>
+              <a:graphicFrameLocks xmlns:a="http://schemas.openxmlformats.org/drawingml/2006/main" noChangeAspect="1"/>
+            </wp:cNvGraphicFramePr>
+            <a:graphic xmlns:a="http://schemas.openxmlformats.org/drawingml/2006/main">
+              <a:graphicData uri="http://schemas.openxmlformats.org/drawingml/2006/picture">
+                <pic:pic xmlns:pic="http://schemas.openxmlformats.org/drawingml/2006/picture">
+                  <pic:nvPicPr>
+                    <pic:cNvPr id="809058347" name="Picture 809058347"/>
+                    <pic:cNvPicPr/>
+                  </pic:nvPicPr>
+                  <pic:blipFill>
+                    <a:blip r:embed="rId11" cstate="print">
+                      <a:extLst>
+                        <a:ext uri="{28A0092B-C50C-407E-A947-70E740481C1C}">
+                          <a14:useLocalDpi xmlns:a14="http://schemas.microsoft.com/office/drawing/2010/main" val="0"/>
+                        </a:ext>
+                      </a:extLst>
+                    </a:blip>
+                    <a:stretch>
+                      <a:fillRect/>
+                    </a:stretch>
+                  </pic:blipFill>
+                  <pic:spPr>
+                    <a:xfrm>
+                      <a:off x="0" y="0"/>
+                      <a:ext cx="5940425" cy="915035"/>
+                    </a:xfrm>
+                    <a:prstGeom prst="rect">
+                      <a:avLst/>
+                    </a:prstGeom>
+                  </pic:spPr>
+                </pic:pic>
+              </a:graphicData>
+            </a:graphic>
+          </wp:inline>
+        </w:drawing>
+      </w:r>
+    </w:p>
+    <w:p>
+      <w:pPr>
+        <w:spacing w:before="120" w:after="60" w:line="276" w:lineRule="auto"/>
+        <w:ind w:firstLine="709"/>
+      </w:pPr>
+      <w:r>
+        <w:rPr>
+          <w:b/>
+          <w:bCs/>
+          <w:sz w:val="28"/>
+          <w:szCs w:val="28"/>
+        </w:rPr>
+        <w:t>6. Получение метаинформации о файле (метод HEAD)</w:t>
+      </w:r>
+    </w:p>
+    <w:p>
+      <w:pPr>
+        <w:spacing w:line="276" w:lineRule="auto"/>
+        <w:ind w:firstLine="709"/>
+      </w:pPr>
+      <w:r>
+        <w:rPr>
+          <w:sz w:val="28"/>
+          <w:szCs w:val="28"/>
+        </w:rPr>
+        <w:t>Метод HEAD возвращает только заголовки ответа без тела: Content-Type, Content-Length (размер в байтах) и Last-Modified (дата последнего изменения). Тело ответа при этом не передаётся — это соответствует стандарту HTTP.</w:t>
+      </w:r>
+    </w:p>
+    <w:p>
+      <w:pPr>
+        <w:spacing w:line="276" w:lineRule="auto"/>
+      </w:pPr>
+    </w:p>
+    <w:p>
+      <w:pPr>
+        <w:spacing w:before="60" w:after="60" w:line="276" w:lineRule="auto"/>
+        <w:ind w:firstLine="709"/>
+      </w:pPr>
+      <w:r>
+        <w:rPr>
+          <w:sz w:val="28"/>
+          <w:szCs w:val="28"/>
+        </w:rPr>
+        <w:t>1) Команда curl для HEAD-запроса</w:t>
       </w:r>
     </w:p>
     <w:p>
@@ -1071,7 +1285,172 @@
           <w:sz w:val="22"/>
           <w:szCs w:val="22"/>
         </w:rPr>
-        <w:t>echo "File 1" | curl -X PUT http://localhost:3000/docs/file1.txt --data-binary @-</w:t>
+        <w:t>curl -I http://localhost:3000/docs/hello.txt</w:t>
+      </w:r>
+    </w:p>
+    <w:p>
+      <w:pPr>
+        <w:spacing w:line="276" w:lineRule="auto"/>
+      </w:pPr>
+    </w:p>
+    <w:p>
+      <w:pPr>
+        <w:spacing w:before="60" w:after="60" w:line="276" w:lineRule="auto"/>
+        <w:ind w:firstLine="709"/>
+      </w:pPr>
+      <w:r>
+        <w:rPr>
+          <w:sz w:val="28"/>
+          <w:szCs w:val="28"/>
+        </w:rPr>
+        <w:t>2) Ответ сервера — заголовки с метаинформацией</w:t>
+      </w:r>
+    </w:p>
+    <w:p>
+      <w:pPr>
+        <w:spacing w:after="80"/>
+      </w:pPr>
+      <w:r>
+        <w:rPr>
+          <w:noProof/>
+        </w:rPr>
+        <w:drawing>
+          <wp:inline distT="0" distB="0" distL="0" distR="0" wp14:anchorId="66FC85F6" wp14:editId="266A29F7">
+            <wp:extent cx="5940425" cy="1221105"/>
+            <wp:effectExtent l="0" t="0" r="3175" b="0"/>
+            <wp:docPr id="856186492" name="Picture 9"/>
+            <wp:cNvGraphicFramePr>
+              <a:graphicFrameLocks xmlns:a="http://schemas.openxmlformats.org/drawingml/2006/main" noChangeAspect="1"/>
+            </wp:cNvGraphicFramePr>
+            <a:graphic xmlns:a="http://schemas.openxmlformats.org/drawingml/2006/main">
+              <a:graphicData uri="http://schemas.openxmlformats.org/drawingml/2006/picture">
+                <pic:pic xmlns:pic="http://schemas.openxmlformats.org/drawingml/2006/picture">
+                  <pic:nvPicPr>
+                    <pic:cNvPr id="856186492" name="Picture 856186492"/>
+                    <pic:cNvPicPr/>
+                  </pic:nvPicPr>
+                  <pic:blipFill>
+                    <a:blip r:embed="rId12">
+                      <a:extLst>
+                        <a:ext uri="{28A0092B-C50C-407E-A947-70E740481C1C}">
+                          <a14:useLocalDpi xmlns:a14="http://schemas.microsoft.com/office/drawing/2010/main" val="0"/>
+                        </a:ext>
+                      </a:extLst>
+                    </a:blip>
+                    <a:stretch>
+                      <a:fillRect/>
+                    </a:stretch>
+                  </pic:blipFill>
+                  <pic:spPr>
+                    <a:xfrm>
+                      <a:off x="0" y="0"/>
+                      <a:ext cx="5940425" cy="1221105"/>
+                    </a:xfrm>
+                    <a:prstGeom prst="rect">
+                      <a:avLst/>
+                    </a:prstGeom>
+                  </pic:spPr>
+                </pic:pic>
+              </a:graphicData>
+            </a:graphic>
+          </wp:inline>
+        </w:drawing>
+      </w:r>
+    </w:p>
+    <w:p>
+      <w:pPr>
+        <w:spacing w:line="276" w:lineRule="auto"/>
+        <w:ind w:firstLine="709"/>
+      </w:pPr>
+      <w:r>
+        <w:rPr>
+          <w:sz w:val="28"/>
+          <w:szCs w:val="28"/>
+        </w:rPr>
+        <w:t xml:space="preserve">На рисунке видно, что сервер вернул заголовки </w:t>
+      </w:r>
+      <w:r>
+        <w:rPr>
+          <w:b/>
+          <w:bCs/>
+          <w:sz w:val="28"/>
+          <w:szCs w:val="28"/>
+        </w:rPr>
+        <w:t>Content-Length</w:t>
+      </w:r>
+      <w:r>
+        <w:rPr>
+          <w:sz w:val="28"/>
+          <w:szCs w:val="28"/>
+        </w:rPr>
+        <w:t xml:space="preserve"> (размер файла в байтах) и </w:t>
+      </w:r>
+      <w:r>
+        <w:rPr>
+          <w:b/>
+          <w:bCs/>
+          <w:sz w:val="28"/>
+          <w:szCs w:val="28"/>
+        </w:rPr>
+        <w:t>Last-Modified</w:t>
+      </w:r>
+      <w:r>
+        <w:rPr>
+          <w:sz w:val="28"/>
+          <w:szCs w:val="28"/>
+        </w:rPr>
+        <w:t xml:space="preserve"> (дата и время последнего изменения) без передачи содержимого файла.</w:t>
+      </w:r>
+    </w:p>
+    <w:p>
+      <w:pPr>
+        <w:spacing w:line="276" w:lineRule="auto"/>
+      </w:pPr>
+    </w:p>
+    <w:p>
+      <w:pPr>
+        <w:spacing w:before="120" w:after="60" w:line="276" w:lineRule="auto"/>
+        <w:ind w:firstLine="709"/>
+      </w:pPr>
+      <w:r>
+        <w:rPr>
+          <w:b/>
+          <w:bCs/>
+          <w:sz w:val="28"/>
+          <w:szCs w:val="28"/>
+        </w:rPr>
+        <w:t>7. Удаление файла и директории (метод DELETE)</w:t>
+      </w:r>
+    </w:p>
+    <w:p>
+      <w:pPr>
+        <w:spacing w:line="276" w:lineRule="auto"/>
+        <w:ind w:firstLine="709"/>
+      </w:pPr>
+      <w:r>
+        <w:rPr>
+          <w:sz w:val="28"/>
+          <w:szCs w:val="28"/>
+        </w:rPr>
+        <w:t>Метод DELETE удаляет указанный файл или директорию. При удалении директории она удаляется рекурсивно вместе со всем содержимым. Если указанный путь не существует, сервер возвращает код 404.</w:t>
+      </w:r>
+    </w:p>
+    <w:p>
+      <w:pPr>
+        <w:spacing w:line="276" w:lineRule="auto"/>
+      </w:pPr>
+    </w:p>
+    <w:p>
+      <w:pPr>
+        <w:spacing w:before="60" w:after="60" w:line="276" w:lineRule="auto"/>
+        <w:ind w:firstLine="709"/>
+      </w:pPr>
+      <w:r>
+        <w:rPr>
+          <w:sz w:val="28"/>
+          <w:szCs w:val="28"/>
+        </w:rPr>
+        <w:t>1) Удаление отдельного файла</w:t>
       </w:r>
     </w:p>
     <w:p>
@@ -1089,13 +1468,64 @@
           <w:sz w:val="22"/>
           <w:szCs w:val="22"/>
         </w:rPr>
-        <w:t>echo "File 2" | curl -X PUT http://localhost:3000/docs/file2.txt --data-binary @-</w:t>
-      </w:r>
-    </w:p>
-    <w:p>
-      <w:pPr>
-        <w:spacing w:line="276" w:lineRule="auto"/>
-      </w:pPr>
+        <w:t>curl -X DELETE http://localhost:3000/docs/file2.txt</w:t>
+      </w:r>
+    </w:p>
+    <w:p>
+      <w:pPr>
+        <w:spacing w:line="276" w:lineRule="auto"/>
+      </w:pPr>
+    </w:p>
+    <w:p>
+      <w:pPr>
+        <w:spacing w:after="80"/>
+      </w:pPr>
+      <w:r>
+        <w:rPr>
+          <w:noProof/>
+        </w:rPr>
+        <w:drawing>
+          <wp:inline distT="0" distB="0" distL="0" distR="0" wp14:anchorId="2C967CDA" wp14:editId="7174A9B6">
+            <wp:extent cx="5940425" cy="608330"/>
+            <wp:effectExtent l="0" t="0" r="3175" b="1270"/>
+            <wp:docPr id="1458907244" name="Picture 10"/>
+            <wp:cNvGraphicFramePr>
+              <a:graphicFrameLocks xmlns:a="http://schemas.openxmlformats.org/drawingml/2006/main" noChangeAspect="1"/>
+            </wp:cNvGraphicFramePr>
+            <a:graphic xmlns:a="http://schemas.openxmlformats.org/drawingml/2006/main">
+              <a:graphicData uri="http://schemas.openxmlformats.org/drawingml/2006/picture">
+                <pic:pic xmlns:pic="http://schemas.openxmlformats.org/drawingml/2006/picture">
+                  <pic:nvPicPr>
+                    <pic:cNvPr id="1458907244" name="Picture 1458907244"/>
+                    <pic:cNvPicPr/>
+                  </pic:nvPicPr>
+                  <pic:blipFill>
+                    <a:blip r:embed="rId13">
+                      <a:extLst>
+                        <a:ext uri="{28A0092B-C50C-407E-A947-70E740481C1C}">
+                          <a14:useLocalDpi xmlns:a14="http://schemas.microsoft.com/office/drawing/2010/main" val="0"/>
+                        </a:ext>
+                      </a:extLst>
+                    </a:blip>
+                    <a:stretch>
+                      <a:fillRect/>
+                    </a:stretch>
+                  </pic:blipFill>
+                  <pic:spPr>
+                    <a:xfrm>
+                      <a:off x="0" y="0"/>
+                      <a:ext cx="5940425" cy="608330"/>
+                    </a:xfrm>
+                    <a:prstGeom prst="rect">
+                      <a:avLst/>
+                    </a:prstGeom>
+                  </pic:spPr>
+                </pic:pic>
+              </a:graphicData>
+            </a:graphic>
+          </wp:inline>
+        </w:drawing>
+      </w:r>
     </w:p>
     <w:p>
       <w:pPr>
@@ -1107,7 +1537,7 @@
           <w:sz w:val="28"/>
           <w:szCs w:val="28"/>
         </w:rPr>
-        <w:t>2) Запрос списка директории /docs/</w:t>
+        <w:t>2) Проверка: попытка получить удалённый файл</w:t>
       </w:r>
     </w:p>
     <w:p>
@@ -1125,13 +1555,65 @@
           <w:sz w:val="22"/>
           <w:szCs w:val="22"/>
         </w:rPr>
-        <w:t>curl http://localhost:3000/docs/</w:t>
-      </w:r>
-    </w:p>
-    <w:p>
-      <w:pPr>
-        <w:spacing w:line="276" w:lineRule="auto"/>
-      </w:pPr>
+        <w:t>curl http://localhost:3000/docs/file2.txt</w:t>
+      </w:r>
+    </w:p>
+    <w:p>
+      <w:pPr>
+        <w:spacing w:line="276" w:lineRule="auto"/>
+      </w:pPr>
+    </w:p>
+    <w:p>
+      <w:pPr>
+        <w:spacing w:after="80"/>
+      </w:pPr>
+      <w:r>
+        <w:rPr>
+          <w:noProof/>
+        </w:rPr>
+        <w:lastRenderedPageBreak/>
+        <w:drawing>
+          <wp:inline distT="0" distB="0" distL="0" distR="0" wp14:anchorId="03AFD3CD" wp14:editId="5FA0A302">
+            <wp:extent cx="5940425" cy="398145"/>
+            <wp:effectExtent l="0" t="0" r="3175" b="0"/>
+            <wp:docPr id="373541946" name="Picture 11"/>
+            <wp:cNvGraphicFramePr>
+              <a:graphicFrameLocks xmlns:a="http://schemas.openxmlformats.org/drawingml/2006/main" noChangeAspect="1"/>
+            </wp:cNvGraphicFramePr>
+            <a:graphic xmlns:a="http://schemas.openxmlformats.org/drawingml/2006/main">
+              <a:graphicData uri="http://schemas.openxmlformats.org/drawingml/2006/picture">
+                <pic:pic xmlns:pic="http://schemas.openxmlformats.org/drawingml/2006/picture">
+                  <pic:nvPicPr>
+                    <pic:cNvPr id="373541946" name="Picture 373541946"/>
+                    <pic:cNvPicPr/>
+                  </pic:nvPicPr>
+                  <pic:blipFill>
+                    <a:blip r:embed="rId14">
+                      <a:extLst>
+                        <a:ext uri="{28A0092B-C50C-407E-A947-70E740481C1C}">
+                          <a14:useLocalDpi xmlns:a14="http://schemas.microsoft.com/office/drawing/2010/main" val="0"/>
+                        </a:ext>
+                      </a:extLst>
+                    </a:blip>
+                    <a:stretch>
+                      <a:fillRect/>
+                    </a:stretch>
+                  </pic:blipFill>
+                  <pic:spPr>
+                    <a:xfrm>
+                      <a:off x="0" y="0"/>
+                      <a:ext cx="5940425" cy="398145"/>
+                    </a:xfrm>
+                    <a:prstGeom prst="rect">
+                      <a:avLst/>
+                    </a:prstGeom>
+                  </pic:spPr>
+                </pic:pic>
+              </a:graphicData>
+            </a:graphic>
+          </wp:inline>
+        </w:drawing>
+      </w:r>
     </w:p>
     <w:p>
       <w:pPr>
@@ -1143,233 +1625,7 @@
           <w:sz w:val="28"/>
           <w:szCs w:val="28"/>
         </w:rPr>
-        <w:t>3) Ответ сервера — JSON со списком файлов</w:t>
-      </w:r>
-    </w:p>
-    <w:tbl>
-      <w:tblPr>
-        <w:tblW w:w="9026" w:type="dxa"/>
-        <w:tblBorders>
-          <w:top w:val="single" w:sz="4" w:space="0" w:color="auto"/>
-          <w:left w:val="single" w:sz="4" w:space="0" w:color="auto"/>
-          <w:bottom w:val="single" w:sz="4" w:space="0" w:color="auto"/>
-          <w:right w:val="single" w:sz="4" w:space="0" w:color="auto"/>
-          <w:insideH w:val="single" w:sz="4" w:space="0" w:color="auto"/>
-          <w:insideV w:val="single" w:sz="4" w:space="0" w:color="auto"/>
-        </w:tblBorders>
-        <w:tblCellMar>
-          <w:left w:w="10" w:type="dxa"/>
-          <w:right w:w="10" w:type="dxa"/>
-        </w:tblCellMar>
-        <w:tblLook w:val="04A0" w:firstRow="1" w:lastRow="0" w:firstColumn="1" w:lastColumn="0" w:noHBand="0" w:noVBand="1"/>
-      </w:tblPr>
-      <w:tblGrid>
-        <w:gridCol w:w="9026"/>
-      </w:tblGrid>
-      <w:tr>
-        <w:tblPrEx>
-          <w:tblCellMar>
-            <w:top w:w="0" w:type="dxa"/>
-            <w:bottom w:w="0" w:type="dxa"/>
-          </w:tblCellMar>
-        </w:tblPrEx>
-        <w:tc>
-          <w:tcPr>
-            <w:tcW w:w="9026" w:type="dxa"/>
-            <w:tcBorders>
-              <w:top w:val="single" w:sz="1" w:space="0" w:color="999999"/>
-              <w:left w:val="single" w:sz="1" w:space="0" w:color="999999"/>
-              <w:bottom w:val="single" w:sz="1" w:space="0" w:color="999999"/>
-              <w:right w:val="single" w:sz="1" w:space="0" w:color="999999"/>
-            </w:tcBorders>
-            <w:shd w:val="clear" w:color="auto" w:fill="F2F2F2"/>
-            <w:tcMar>
-              <w:top w:w="200" w:type="dxa"/>
-              <w:left w:w="200" w:type="dxa"/>
-              <w:bottom w:w="200" w:type="dxa"/>
-              <w:right w:w="200" w:type="dxa"/>
-            </w:tcMar>
-            <w:vAlign w:val="center"/>
-          </w:tcPr>
-          <w:p>
-            <w:pPr>
-              <w:jc w:val="center"/>
-            </w:pPr>
-            <w:r>
-              <w:rPr>
-                <w:b/>
-                <w:bCs/>
-                <w:color w:val="888888"/>
-                <w:sz w:val="28"/>
-                <w:szCs w:val="28"/>
-              </w:rPr>
-              <w:t>[СКРИНШОТ]</w:t>
-            </w:r>
-          </w:p>
-          <w:p>
-            <w:pPr>
-              <w:jc w:val="center"/>
-            </w:pPr>
-            <w:r>
-              <w:rPr>
-                <w:i/>
-                <w:iCs/>
-                <w:color w:val="888888"/>
-                <w:sz w:val="28"/>
-                <w:szCs w:val="28"/>
-              </w:rPr>
-              <w:t>GET /docs/ — JSON-массив с файлами директории</w:t>
-            </w:r>
-          </w:p>
-        </w:tc>
-      </w:tr>
-    </w:tbl>
-    <w:p>
-      <w:pPr>
-        <w:spacing w:after="80"/>
-      </w:pPr>
-    </w:p>
-    <w:p>
-      <w:pPr>
-        <w:spacing w:before="60" w:after="60" w:line="276" w:lineRule="auto"/>
-        <w:ind w:firstLine="709"/>
-      </w:pPr>
-      <w:r>
-        <w:rPr>
-          <w:sz w:val="28"/>
-          <w:szCs w:val="28"/>
-        </w:rPr>
-        <w:lastRenderedPageBreak/>
-        <w:t>4) Просмотр содержимого директории через браузер</w:t>
-      </w:r>
-    </w:p>
-    <w:tbl>
-      <w:tblPr>
-        <w:tblW w:w="9026" w:type="dxa"/>
-        <w:tblBorders>
-          <w:top w:val="single" w:sz="4" w:space="0" w:color="auto"/>
-          <w:left w:val="single" w:sz="4" w:space="0" w:color="auto"/>
-          <w:bottom w:val="single" w:sz="4" w:space="0" w:color="auto"/>
-          <w:right w:val="single" w:sz="4" w:space="0" w:color="auto"/>
-          <w:insideH w:val="single" w:sz="4" w:space="0" w:color="auto"/>
-          <w:insideV w:val="single" w:sz="4" w:space="0" w:color="auto"/>
-        </w:tblBorders>
-        <w:tblCellMar>
-          <w:left w:w="10" w:type="dxa"/>
-          <w:right w:w="10" w:type="dxa"/>
-        </w:tblCellMar>
-        <w:tblLook w:val="04A0" w:firstRow="1" w:lastRow="0" w:firstColumn="1" w:lastColumn="0" w:noHBand="0" w:noVBand="1"/>
-      </w:tblPr>
-      <w:tblGrid>
-        <w:gridCol w:w="9026"/>
-      </w:tblGrid>
-      <w:tr>
-        <w:tblPrEx>
-          <w:tblCellMar>
-            <w:top w:w="0" w:type="dxa"/>
-            <w:bottom w:w="0" w:type="dxa"/>
-          </w:tblCellMar>
-        </w:tblPrEx>
-        <w:tc>
-          <w:tcPr>
-            <w:tcW w:w="9026" w:type="dxa"/>
-            <w:tcBorders>
-              <w:top w:val="single" w:sz="1" w:space="0" w:color="999999"/>
-              <w:left w:val="single" w:sz="1" w:space="0" w:color="999999"/>
-              <w:bottom w:val="single" w:sz="1" w:space="0" w:color="999999"/>
-              <w:right w:val="single" w:sz="1" w:space="0" w:color="999999"/>
-            </w:tcBorders>
-            <w:shd w:val="clear" w:color="auto" w:fill="F2F2F2"/>
-            <w:tcMar>
-              <w:top w:w="200" w:type="dxa"/>
-              <w:left w:w="200" w:type="dxa"/>
-              <w:bottom w:w="200" w:type="dxa"/>
-              <w:right w:w="200" w:type="dxa"/>
-            </w:tcMar>
-            <w:vAlign w:val="center"/>
-          </w:tcPr>
-          <w:p>
-            <w:pPr>
-              <w:jc w:val="center"/>
-            </w:pPr>
-            <w:r>
-              <w:rPr>
-                <w:b/>
-                <w:bCs/>
-                <w:color w:val="888888"/>
-                <w:sz w:val="28"/>
-                <w:szCs w:val="28"/>
-              </w:rPr>
-              <w:t>[СКРИНШОТ]</w:t>
-            </w:r>
-          </w:p>
-          <w:p>
-            <w:pPr>
-              <w:jc w:val="center"/>
-            </w:pPr>
-            <w:r>
-              <w:rPr>
-                <w:i/>
-                <w:iCs/>
-                <w:color w:val="888888"/>
-                <w:sz w:val="28"/>
-                <w:szCs w:val="28"/>
-              </w:rPr>
-              <w:t>GET /docs/ в браузере — JSON-ответ</w:t>
-            </w:r>
-          </w:p>
-        </w:tc>
-      </w:tr>
-    </w:tbl>
-    <w:p>
-      <w:pPr>
-        <w:spacing w:after="80"/>
-      </w:pPr>
-    </w:p>
-    <w:p>
-      <w:pPr>
-        <w:spacing w:before="120" w:after="60" w:line="276" w:lineRule="auto"/>
-        <w:ind w:firstLine="709"/>
-      </w:pPr>
-      <w:r>
-        <w:rPr>
-          <w:b/>
-          <w:bCs/>
-          <w:sz w:val="28"/>
-          <w:szCs w:val="28"/>
-        </w:rPr>
-        <w:t>6. Получение метаинформации о файле (метод HEAD)</w:t>
-      </w:r>
-    </w:p>
-    <w:p>
-      <w:pPr>
-        <w:spacing w:line="276" w:lineRule="auto"/>
-        <w:ind w:firstLine="709"/>
-      </w:pPr>
-      <w:r>
-        <w:rPr>
-          <w:sz w:val="28"/>
-          <w:szCs w:val="28"/>
-        </w:rPr>
-        <w:t>Метод HEAD возвращает только заголовки ответа без тела: Content-Type, Content-Length (размер в байтах) и Last-Modified (дата последнего изменения). Тело ответа при этом не передаётся — это соответствует стандарту HTTP.</w:t>
-      </w:r>
-    </w:p>
-    <w:p>
-      <w:pPr>
-        <w:spacing w:line="276" w:lineRule="auto"/>
-      </w:pPr>
-    </w:p>
-    <w:p>
-      <w:pPr>
-        <w:spacing w:before="60" w:after="60" w:line="276" w:lineRule="auto"/>
-        <w:ind w:firstLine="709"/>
-      </w:pPr>
-      <w:r>
-        <w:rPr>
-          <w:sz w:val="28"/>
-          <w:szCs w:val="28"/>
-        </w:rPr>
-        <w:t>1) Команда curl для HEAD-запроса</w:t>
+        <w:t>3) Удаление целой директории</w:t>
       </w:r>
     </w:p>
     <w:p>
@@ -1387,122 +1643,70 @@
           <w:sz w:val="22"/>
           <w:szCs w:val="22"/>
         </w:rPr>
-        <w:t>curl -I http://localhost:3000/docs/hello.txt</w:t>
-      </w:r>
-    </w:p>
-    <w:p>
-      <w:pPr>
-        <w:spacing w:line="276" w:lineRule="auto"/>
-      </w:pPr>
-    </w:p>
-    <w:p>
-      <w:pPr>
-        <w:spacing w:before="60" w:after="60" w:line="276" w:lineRule="auto"/>
-        <w:ind w:firstLine="709"/>
-      </w:pPr>
-      <w:r>
-        <w:rPr>
-          <w:sz w:val="28"/>
-          <w:szCs w:val="28"/>
-        </w:rPr>
-        <w:t>2) Ответ сервера — заголовки с метаинформацией</w:t>
-      </w:r>
-    </w:p>
-    <w:tbl>
-      <w:tblPr>
-        <w:tblW w:w="9026" w:type="dxa"/>
-        <w:tblBorders>
-          <w:top w:val="single" w:sz="4" w:space="0" w:color="auto"/>
-          <w:left w:val="single" w:sz="4" w:space="0" w:color="auto"/>
-          <w:bottom w:val="single" w:sz="4" w:space="0" w:color="auto"/>
-          <w:right w:val="single" w:sz="4" w:space="0" w:color="auto"/>
-          <w:insideH w:val="single" w:sz="4" w:space="0" w:color="auto"/>
-          <w:insideV w:val="single" w:sz="4" w:space="0" w:color="auto"/>
-        </w:tblBorders>
-        <w:tblCellMar>
-          <w:left w:w="10" w:type="dxa"/>
-          <w:right w:w="10" w:type="dxa"/>
-        </w:tblCellMar>
-        <w:tblLook w:val="04A0" w:firstRow="1" w:lastRow="0" w:firstColumn="1" w:lastColumn="0" w:noHBand="0" w:noVBand="1"/>
-      </w:tblPr>
-      <w:tblGrid>
-        <w:gridCol w:w="9026"/>
-      </w:tblGrid>
-      <w:tr>
-        <w:tblPrEx>
-          <w:tblCellMar>
-            <w:top w:w="0" w:type="dxa"/>
-            <w:bottom w:w="0" w:type="dxa"/>
-          </w:tblCellMar>
-        </w:tblPrEx>
-        <w:tc>
-          <w:tcPr>
-            <w:tcW w:w="9026" w:type="dxa"/>
-            <w:tcBorders>
-              <w:top w:val="single" w:sz="1" w:space="0" w:color="999999"/>
-              <w:left w:val="single" w:sz="1" w:space="0" w:color="999999"/>
-              <w:bottom w:val="single" w:sz="1" w:space="0" w:color="999999"/>
-              <w:right w:val="single" w:sz="1" w:space="0" w:color="999999"/>
-            </w:tcBorders>
-            <w:shd w:val="clear" w:color="auto" w:fill="F2F2F2"/>
-            <w:tcMar>
-              <w:top w:w="200" w:type="dxa"/>
-              <w:left w:w="200" w:type="dxa"/>
-              <w:bottom w:w="200" w:type="dxa"/>
-              <w:right w:w="200" w:type="dxa"/>
-            </w:tcMar>
-            <w:vAlign w:val="center"/>
-          </w:tcPr>
-          <w:p>
-            <w:pPr>
-              <w:jc w:val="center"/>
-            </w:pPr>
-            <w:r>
-              <w:rPr>
-                <w:b/>
-                <w:bCs/>
-                <w:color w:val="888888"/>
-                <w:sz w:val="28"/>
-                <w:szCs w:val="28"/>
-              </w:rPr>
-              <w:t>[СКРИНШОТ]</w:t>
-            </w:r>
-          </w:p>
-          <w:p>
-            <w:pPr>
-              <w:jc w:val="center"/>
-            </w:pPr>
-            <w:r>
-              <w:rPr>
-                <w:i/>
-                <w:iCs/>
-                <w:color w:val="888888"/>
-                <w:sz w:val="28"/>
-                <w:szCs w:val="28"/>
-              </w:rPr>
-              <w:t>HEAD-запрос: Content-Length и Last-Modified в заголовках</w:t>
-            </w:r>
-          </w:p>
-        </w:tc>
-      </w:tr>
-    </w:tbl>
+        <w:t>curl -X DELETE http://localhost:3000/a/</w:t>
+      </w:r>
+    </w:p>
+    <w:p>
+      <w:pPr>
+        <w:spacing w:line="276" w:lineRule="auto"/>
+      </w:pPr>
+    </w:p>
     <w:p>
       <w:pPr>
         <w:spacing w:after="80"/>
       </w:pPr>
-    </w:p>
-    <w:p>
-      <w:pPr>
-        <w:spacing w:line="276" w:lineRule="auto"/>
-        <w:ind w:firstLine="709"/>
-      </w:pPr>
-      <w:r>
-        <w:rPr>
-          <w:sz w:val="28"/>
-          <w:szCs w:val="28"/>
-        </w:rPr>
-        <w:t xml:space="preserve">На рисунке видно, что сервер вернул заголовки </w:t>
-      </w:r>
+      <w:r>
+        <w:rPr>
+          <w:noProof/>
+        </w:rPr>
+        <w:drawing>
+          <wp:inline distT="0" distB="0" distL="0" distR="0" wp14:anchorId="6F891281" wp14:editId="076F1BB9">
+            <wp:extent cx="5940425" cy="459740"/>
+            <wp:effectExtent l="0" t="0" r="3175" b="0"/>
+            <wp:docPr id="441551502" name="Picture 13"/>
+            <wp:cNvGraphicFramePr>
+              <a:graphicFrameLocks xmlns:a="http://schemas.openxmlformats.org/drawingml/2006/main" noChangeAspect="1"/>
+            </wp:cNvGraphicFramePr>
+            <a:graphic xmlns:a="http://schemas.openxmlformats.org/drawingml/2006/main">
+              <a:graphicData uri="http://schemas.openxmlformats.org/drawingml/2006/picture">
+                <pic:pic xmlns:pic="http://schemas.openxmlformats.org/drawingml/2006/picture">
+                  <pic:nvPicPr>
+                    <pic:cNvPr id="441551502" name="Picture 441551502"/>
+                    <pic:cNvPicPr/>
+                  </pic:nvPicPr>
+                  <pic:blipFill>
+                    <a:blip r:embed="rId15">
+                      <a:extLst>
+                        <a:ext uri="{28A0092B-C50C-407E-A947-70E740481C1C}">
+                          <a14:useLocalDpi xmlns:a14="http://schemas.microsoft.com/office/drawing/2010/main" val="0"/>
+                        </a:ext>
+                      </a:extLst>
+                    </a:blip>
+                    <a:stretch>
+                      <a:fillRect/>
+                    </a:stretch>
+                  </pic:blipFill>
+                  <pic:spPr>
+                    <a:xfrm>
+                      <a:off x="0" y="0"/>
+                      <a:ext cx="5940425" cy="459740"/>
+                    </a:xfrm>
+                    <a:prstGeom prst="rect">
+                      <a:avLst/>
+                    </a:prstGeom>
+                  </pic:spPr>
+                </pic:pic>
+              </a:graphicData>
+            </a:graphic>
+          </wp:inline>
+        </w:drawing>
+      </w:r>
+    </w:p>
+    <w:p>
+      <w:pPr>
+        <w:spacing w:before="120" w:after="60" w:line="276" w:lineRule="auto"/>
+        <w:ind w:firstLine="709"/>
+      </w:pPr>
       <w:r>
         <w:rPr>
           <w:b/>
@@ -1510,63 +1714,20 @@
           <w:sz w:val="28"/>
           <w:szCs w:val="28"/>
         </w:rPr>
-        <w:t>Content-Length</w:t>
-      </w:r>
-      <w:r>
-        <w:rPr>
-          <w:sz w:val="28"/>
-          <w:szCs w:val="28"/>
-        </w:rPr>
-        <w:t xml:space="preserve"> (размер файла в байтах) и </w:t>
-      </w:r>
-      <w:r>
-        <w:rPr>
-          <w:b/>
-          <w:bCs/>
-          <w:sz w:val="28"/>
-          <w:szCs w:val="28"/>
-        </w:rPr>
-        <w:t>Last-Modified</w:t>
-      </w:r>
-      <w:r>
-        <w:rPr>
-          <w:sz w:val="28"/>
-          <w:szCs w:val="28"/>
-        </w:rPr>
-        <w:t xml:space="preserve"> (дата и время последнего изменения) без передачи содержимого файла.</w:t>
-      </w:r>
-    </w:p>
-    <w:p>
-      <w:pPr>
-        <w:spacing w:line="276" w:lineRule="auto"/>
-      </w:pPr>
-    </w:p>
-    <w:p>
-      <w:pPr>
-        <w:spacing w:before="120" w:after="60" w:line="276" w:lineRule="auto"/>
-        <w:ind w:firstLine="709"/>
-      </w:pPr>
-      <w:r>
-        <w:rPr>
-          <w:b/>
-          <w:bCs/>
-          <w:sz w:val="28"/>
-          <w:szCs w:val="28"/>
-        </w:rPr>
-        <w:t>7. Удаление файла и директории (метод DELETE)</w:t>
-      </w:r>
-    </w:p>
-    <w:p>
-      <w:pPr>
-        <w:spacing w:line="276" w:lineRule="auto"/>
-        <w:ind w:firstLine="709"/>
-      </w:pPr>
-      <w:r>
-        <w:rPr>
-          <w:sz w:val="28"/>
-          <w:szCs w:val="28"/>
-        </w:rPr>
-        <w:t>Метод DELETE удаляет указанный файл или директорию. При удалении директории она удаляется рекурсивно вместе со всем содержимым. Если указанный путь не существует, сервер возвращает код 404.</w:t>
+        <w:t>8. Копирование файла (дополнительное задание)</w:t>
+      </w:r>
+    </w:p>
+    <w:p>
+      <w:pPr>
+        <w:spacing w:line="276" w:lineRule="auto"/>
+        <w:ind w:firstLine="709"/>
+      </w:pPr>
+      <w:r>
+        <w:rPr>
+          <w:sz w:val="28"/>
+          <w:szCs w:val="28"/>
+        </w:rPr>
+        <w:t>Функция копирования реализована через метод PUT с заголовком X-Copy-From, значением которого является путь к файлу-источнику. Сервер копирует содержимое источника в указанное в URL место назначения.</w:t>
       </w:r>
     </w:p>
     <w:p>
@@ -1584,7 +1745,7 @@
           <w:sz w:val="28"/>
           <w:szCs w:val="28"/>
         </w:rPr>
-        <w:t>1) Удаление отдельного файла</w:t>
+        <w:t>1) Команда curl для копирования файла</w:t>
       </w:r>
     </w:p>
     <w:p>
@@ -1602,108 +1763,7 @@
           <w:sz w:val="22"/>
           <w:szCs w:val="22"/>
         </w:rPr>
-        <w:t>curl -X DELETE http://localhost:3000/docs/file2.txt</w:t>
-      </w:r>
-    </w:p>
-    <w:p>
-      <w:pPr>
-        <w:spacing w:line="276" w:lineRule="auto"/>
-      </w:pPr>
-    </w:p>
-    <w:tbl>
-      <w:tblPr>
-        <w:tblW w:w="9026" w:type="dxa"/>
-        <w:tblBorders>
-          <w:top w:val="single" w:sz="4" w:space="0" w:color="auto"/>
-          <w:left w:val="single" w:sz="4" w:space="0" w:color="auto"/>
-          <w:bottom w:val="single" w:sz="4" w:space="0" w:color="auto"/>
-          <w:right w:val="single" w:sz="4" w:space="0" w:color="auto"/>
-          <w:insideH w:val="single" w:sz="4" w:space="0" w:color="auto"/>
-          <w:insideV w:val="single" w:sz="4" w:space="0" w:color="auto"/>
-        </w:tblBorders>
-        <w:tblCellMar>
-          <w:left w:w="10" w:type="dxa"/>
-          <w:right w:w="10" w:type="dxa"/>
-        </w:tblCellMar>
-        <w:tblLook w:val="04A0" w:firstRow="1" w:lastRow="0" w:firstColumn="1" w:lastColumn="0" w:noHBand="0" w:noVBand="1"/>
-      </w:tblPr>
-      <w:tblGrid>
-        <w:gridCol w:w="9026"/>
-      </w:tblGrid>
-      <w:tr>
-        <w:tblPrEx>
-          <w:tblCellMar>
-            <w:top w:w="0" w:type="dxa"/>
-            <w:bottom w:w="0" w:type="dxa"/>
-          </w:tblCellMar>
-        </w:tblPrEx>
-        <w:tc>
-          <w:tcPr>
-            <w:tcW w:w="9026" w:type="dxa"/>
-            <w:tcBorders>
-              <w:top w:val="single" w:sz="1" w:space="0" w:color="999999"/>
-              <w:left w:val="single" w:sz="1" w:space="0" w:color="999999"/>
-              <w:bottom w:val="single" w:sz="1" w:space="0" w:color="999999"/>
-              <w:right w:val="single" w:sz="1" w:space="0" w:color="999999"/>
-            </w:tcBorders>
-            <w:shd w:val="clear" w:color="auto" w:fill="F2F2F2"/>
-            <w:tcMar>
-              <w:top w:w="200" w:type="dxa"/>
-              <w:left w:w="200" w:type="dxa"/>
-              <w:bottom w:w="200" w:type="dxa"/>
-              <w:right w:w="200" w:type="dxa"/>
-            </w:tcMar>
-            <w:vAlign w:val="center"/>
-          </w:tcPr>
-          <w:p>
-            <w:pPr>
-              <w:jc w:val="center"/>
-            </w:pPr>
-            <w:r>
-              <w:rPr>
-                <w:b/>
-                <w:bCs/>
-                <w:color w:val="888888"/>
-                <w:sz w:val="28"/>
-                <w:szCs w:val="28"/>
-              </w:rPr>
-              <w:t>[СКРИНШОТ]</w:t>
-            </w:r>
-          </w:p>
-          <w:p>
-            <w:pPr>
-              <w:jc w:val="center"/>
-            </w:pPr>
-            <w:r>
-              <w:rPr>
-                <w:i/>
-                <w:iCs/>
-                <w:color w:val="888888"/>
-                <w:sz w:val="28"/>
-                <w:szCs w:val="28"/>
-              </w:rPr>
-              <w:t>DELETE файла — ответ 200 OK</w:t>
-            </w:r>
-          </w:p>
-        </w:tc>
-      </w:tr>
-    </w:tbl>
-    <w:p>
-      <w:pPr>
-        <w:spacing w:after="80"/>
-      </w:pPr>
-    </w:p>
-    <w:p>
-      <w:pPr>
-        <w:spacing w:before="60" w:after="60" w:line="276" w:lineRule="auto"/>
-        <w:ind w:firstLine="709"/>
-      </w:pPr>
-      <w:r>
-        <w:rPr>
-          <w:sz w:val="28"/>
-          <w:szCs w:val="28"/>
-        </w:rPr>
-        <w:t>2) Проверка: попытка получить удалённый файл</w:t>
+        <w:t>curl -X PUT http://localhost:3000/backup/hello_copy.txt \</w:t>
       </w:r>
     </w:p>
     <w:p>
@@ -1721,93 +1781,73 @@
           <w:sz w:val="22"/>
           <w:szCs w:val="22"/>
         </w:rPr>
-        <w:t>curl http://localhost:3000/docs/file2.txt</w:t>
-      </w:r>
-    </w:p>
-    <w:p>
-      <w:pPr>
-        <w:spacing w:line="276" w:lineRule="auto"/>
-      </w:pPr>
-    </w:p>
-    <w:tbl>
-      <w:tblPr>
-        <w:tblW w:w="9026" w:type="dxa"/>
-        <w:tblBorders>
-          <w:top w:val="single" w:sz="4" w:space="0" w:color="auto"/>
-          <w:left w:val="single" w:sz="4" w:space="0" w:color="auto"/>
-          <w:bottom w:val="single" w:sz="4" w:space="0" w:color="auto"/>
-          <w:right w:val="single" w:sz="4" w:space="0" w:color="auto"/>
-          <w:insideH w:val="single" w:sz="4" w:space="0" w:color="auto"/>
-          <w:insideV w:val="single" w:sz="4" w:space="0" w:color="auto"/>
-        </w:tblBorders>
-        <w:tblCellMar>
-          <w:left w:w="10" w:type="dxa"/>
-          <w:right w:w="10" w:type="dxa"/>
-        </w:tblCellMar>
-        <w:tblLook w:val="04A0" w:firstRow="1" w:lastRow="0" w:firstColumn="1" w:lastColumn="0" w:noHBand="0" w:noVBand="1"/>
-      </w:tblPr>
-      <w:tblGrid>
-        <w:gridCol w:w="9026"/>
-      </w:tblGrid>
-      <w:tr>
-        <w:tblPrEx>
-          <w:tblCellMar>
-            <w:top w:w="0" w:type="dxa"/>
-            <w:bottom w:w="0" w:type="dxa"/>
-          </w:tblCellMar>
-        </w:tblPrEx>
-        <w:tc>
-          <w:tcPr>
-            <w:tcW w:w="9026" w:type="dxa"/>
-            <w:tcBorders>
-              <w:top w:val="single" w:sz="1" w:space="0" w:color="999999"/>
-              <w:left w:val="single" w:sz="1" w:space="0" w:color="999999"/>
-              <w:bottom w:val="single" w:sz="1" w:space="0" w:color="999999"/>
-              <w:right w:val="single" w:sz="1" w:space="0" w:color="999999"/>
-            </w:tcBorders>
-            <w:shd w:val="clear" w:color="auto" w:fill="F2F2F2"/>
-            <w:tcMar>
-              <w:top w:w="200" w:type="dxa"/>
-              <w:left w:w="200" w:type="dxa"/>
-              <w:bottom w:w="200" w:type="dxa"/>
-              <w:right w:w="200" w:type="dxa"/>
-            </w:tcMar>
-            <w:vAlign w:val="center"/>
-          </w:tcPr>
-          <w:p>
-            <w:pPr>
-              <w:jc w:val="center"/>
-            </w:pPr>
-            <w:r>
-              <w:rPr>
-                <w:b/>
-                <w:bCs/>
-                <w:color w:val="888888"/>
-                <w:sz w:val="28"/>
-                <w:szCs w:val="28"/>
-              </w:rPr>
-              <w:t>[СКРИНШОТ]</w:t>
-            </w:r>
-          </w:p>
-          <w:p>
-            <w:pPr>
-              <w:jc w:val="center"/>
-            </w:pPr>
-            <w:r>
-              <w:rPr>
-                <w:i/>
-                <w:iCs/>
-                <w:color w:val="888888"/>
-                <w:sz w:val="28"/>
-                <w:szCs w:val="28"/>
-              </w:rPr>
-              <w:lastRenderedPageBreak/>
-              <w:t>GET удалённого файла — ответ 404 Not Found</w:t>
-            </w:r>
-          </w:p>
-        </w:tc>
-      </w:tr>
-    </w:tbl>
+        <w:t xml:space="preserve">     -H "X-Copy-From: /docs/hello.txt"</w:t>
+      </w:r>
+    </w:p>
+    <w:p>
+      <w:pPr>
+        <w:spacing w:line="276" w:lineRule="auto"/>
+      </w:pPr>
+    </w:p>
+    <w:p>
+      <w:pPr>
+        <w:spacing w:before="60" w:after="60" w:line="276" w:lineRule="auto"/>
+        <w:ind w:firstLine="709"/>
+      </w:pPr>
+      <w:r>
+        <w:rPr>
+          <w:sz w:val="28"/>
+          <w:szCs w:val="28"/>
+        </w:rPr>
+        <w:t>2) Ответ сервера (201 Created)</w:t>
+      </w:r>
+      <w:r>
+        <w:rPr>
+          <w:noProof/>
+        </w:rPr>
+        <w:drawing>
+          <wp:inline distT="0" distB="0" distL="0" distR="0" wp14:anchorId="17E5F101" wp14:editId="24FA6B11">
+            <wp:extent cx="5940425" cy="477079"/>
+            <wp:effectExtent l="0" t="0" r="3175" b="5715"/>
+            <wp:docPr id="1865336451" name="Picture 14"/>
+            <wp:cNvGraphicFramePr>
+              <a:graphicFrameLocks xmlns:a="http://schemas.openxmlformats.org/drawingml/2006/main" noChangeAspect="1"/>
+            </wp:cNvGraphicFramePr>
+            <a:graphic xmlns:a="http://schemas.openxmlformats.org/drawingml/2006/main">
+              <a:graphicData uri="http://schemas.openxmlformats.org/drawingml/2006/picture">
+                <pic:pic xmlns:pic="http://schemas.openxmlformats.org/drawingml/2006/picture">
+                  <pic:nvPicPr>
+                    <pic:cNvPr id="1865336451" name="Picture 1865336451"/>
+                    <pic:cNvPicPr/>
+                  </pic:nvPicPr>
+                  <pic:blipFill>
+                    <a:blip r:embed="rId16" cstate="print">
+                      <a:extLst>
+                        <a:ext uri="{28A0092B-C50C-407E-A947-70E740481C1C}">
+                          <a14:useLocalDpi xmlns:a14="http://schemas.microsoft.com/office/drawing/2010/main" val="0"/>
+                        </a:ext>
+                      </a:extLst>
+                    </a:blip>
+                    <a:stretch>
+                      <a:fillRect/>
+                    </a:stretch>
+                  </pic:blipFill>
+                  <pic:spPr>
+                    <a:xfrm>
+                      <a:off x="0" y="0"/>
+                      <a:ext cx="5963495" cy="478932"/>
+                    </a:xfrm>
+                    <a:prstGeom prst="rect">
+                      <a:avLst/>
+                    </a:prstGeom>
+                  </pic:spPr>
+                </pic:pic>
+              </a:graphicData>
+            </a:graphic>
+          </wp:inline>
+        </w:drawing>
+      </w:r>
+    </w:p>
     <w:p>
       <w:pPr>
         <w:spacing w:after="80"/>
@@ -1823,7 +1863,7 @@
           <w:sz w:val="28"/>
           <w:szCs w:val="28"/>
         </w:rPr>
-        <w:t>3) Удаление целой директории</w:t>
+        <w:t>3) Проверка — чтение скопированного файла</w:t>
       </w:r>
     </w:p>
     <w:p>
@@ -1841,308 +1881,6 @@
           <w:sz w:val="22"/>
           <w:szCs w:val="22"/>
         </w:rPr>
-        <w:t>curl -X DELETE http://localhost:3000/a/</w:t>
-      </w:r>
-    </w:p>
-    <w:p>
-      <w:pPr>
-        <w:spacing w:line="276" w:lineRule="auto"/>
-      </w:pPr>
-    </w:p>
-    <w:tbl>
-      <w:tblPr>
-        <w:tblW w:w="9026" w:type="dxa"/>
-        <w:tblBorders>
-          <w:top w:val="single" w:sz="4" w:space="0" w:color="auto"/>
-          <w:left w:val="single" w:sz="4" w:space="0" w:color="auto"/>
-          <w:bottom w:val="single" w:sz="4" w:space="0" w:color="auto"/>
-          <w:right w:val="single" w:sz="4" w:space="0" w:color="auto"/>
-          <w:insideH w:val="single" w:sz="4" w:space="0" w:color="auto"/>
-          <w:insideV w:val="single" w:sz="4" w:space="0" w:color="auto"/>
-        </w:tblBorders>
-        <w:tblCellMar>
-          <w:left w:w="10" w:type="dxa"/>
-          <w:right w:w="10" w:type="dxa"/>
-        </w:tblCellMar>
-        <w:tblLook w:val="04A0" w:firstRow="1" w:lastRow="0" w:firstColumn="1" w:lastColumn="0" w:noHBand="0" w:noVBand="1"/>
-      </w:tblPr>
-      <w:tblGrid>
-        <w:gridCol w:w="9026"/>
-      </w:tblGrid>
-      <w:tr>
-        <w:tblPrEx>
-          <w:tblCellMar>
-            <w:top w:w="0" w:type="dxa"/>
-            <w:bottom w:w="0" w:type="dxa"/>
-          </w:tblCellMar>
-        </w:tblPrEx>
-        <w:tc>
-          <w:tcPr>
-            <w:tcW w:w="9026" w:type="dxa"/>
-            <w:tcBorders>
-              <w:top w:val="single" w:sz="1" w:space="0" w:color="999999"/>
-              <w:left w:val="single" w:sz="1" w:space="0" w:color="999999"/>
-              <w:bottom w:val="single" w:sz="1" w:space="0" w:color="999999"/>
-              <w:right w:val="single" w:sz="1" w:space="0" w:color="999999"/>
-            </w:tcBorders>
-            <w:shd w:val="clear" w:color="auto" w:fill="F2F2F2"/>
-            <w:tcMar>
-              <w:top w:w="200" w:type="dxa"/>
-              <w:left w:w="200" w:type="dxa"/>
-              <w:bottom w:w="200" w:type="dxa"/>
-              <w:right w:w="200" w:type="dxa"/>
-            </w:tcMar>
-            <w:vAlign w:val="center"/>
-          </w:tcPr>
-          <w:p>
-            <w:pPr>
-              <w:jc w:val="center"/>
-            </w:pPr>
-            <w:r>
-              <w:rPr>
-                <w:b/>
-                <w:bCs/>
-                <w:color w:val="888888"/>
-                <w:sz w:val="28"/>
-                <w:szCs w:val="28"/>
-              </w:rPr>
-              <w:t>[СКРИНШОТ]</w:t>
-            </w:r>
-          </w:p>
-          <w:p>
-            <w:pPr>
-              <w:jc w:val="center"/>
-            </w:pPr>
-            <w:r>
-              <w:rPr>
-                <w:i/>
-                <w:iCs/>
-                <w:color w:val="888888"/>
-                <w:sz w:val="28"/>
-                <w:szCs w:val="28"/>
-              </w:rPr>
-              <w:t>DELETE директории рекурсивно — ответ 200 OK</w:t>
-            </w:r>
-          </w:p>
-        </w:tc>
-      </w:tr>
-    </w:tbl>
-    <w:p>
-      <w:pPr>
-        <w:spacing w:after="80"/>
-      </w:pPr>
-    </w:p>
-    <w:p>
-      <w:pPr>
-        <w:spacing w:before="120" w:after="60" w:line="276" w:lineRule="auto"/>
-        <w:ind w:firstLine="709"/>
-      </w:pPr>
-      <w:r>
-        <w:rPr>
-          <w:b/>
-          <w:bCs/>
-          <w:sz w:val="28"/>
-          <w:szCs w:val="28"/>
-        </w:rPr>
-        <w:t>8. Копирование файла (дополнительное задание)</w:t>
-      </w:r>
-    </w:p>
-    <w:p>
-      <w:pPr>
-        <w:spacing w:line="276" w:lineRule="auto"/>
-        <w:ind w:firstLine="709"/>
-      </w:pPr>
-      <w:r>
-        <w:rPr>
-          <w:sz w:val="28"/>
-          <w:szCs w:val="28"/>
-        </w:rPr>
-        <w:t>Функция копирования реализована через метод PUT с заголовком X-Copy-From, значением которого является путь к файлу-источнику. Сервер копирует содержимое источника в указанное в URL место назначения.</w:t>
-      </w:r>
-    </w:p>
-    <w:p>
-      <w:pPr>
-        <w:spacing w:line="276" w:lineRule="auto"/>
-      </w:pPr>
-    </w:p>
-    <w:p>
-      <w:pPr>
-        <w:spacing w:before="60" w:after="60" w:line="276" w:lineRule="auto"/>
-        <w:ind w:firstLine="709"/>
-      </w:pPr>
-      <w:r>
-        <w:rPr>
-          <w:sz w:val="28"/>
-          <w:szCs w:val="28"/>
-        </w:rPr>
-        <w:t>1) Команда curl для копирования файла</w:t>
-      </w:r>
-    </w:p>
-    <w:p>
-      <w:pPr>
-        <w:pBdr>
-          <w:left w:val="single" w:sz="4" w:space="8" w:color="AAAAAA"/>
-        </w:pBdr>
-        <w:spacing w:before="40" w:after="40"/>
-        <w:ind w:left="720"/>
-      </w:pPr>
-      <w:r>
-        <w:rPr>
-          <w:rFonts w:ascii="Courier New" w:eastAsia="Courier New" w:hAnsi="Courier New" w:cs="Courier New"/>
-          <w:color w:val="1F1F1F"/>
-          <w:sz w:val="22"/>
-          <w:szCs w:val="22"/>
-        </w:rPr>
-        <w:t>curl -X PUT http://localhost:3000/backup/hello_copy.txt \</w:t>
-      </w:r>
-    </w:p>
-    <w:p>
-      <w:pPr>
-        <w:pBdr>
-          <w:left w:val="single" w:sz="4" w:space="8" w:color="AAAAAA"/>
-        </w:pBdr>
-        <w:spacing w:before="40" w:after="40"/>
-        <w:ind w:left="720"/>
-      </w:pPr>
-      <w:r>
-        <w:rPr>
-          <w:rFonts w:ascii="Courier New" w:eastAsia="Courier New" w:hAnsi="Courier New" w:cs="Courier New"/>
-          <w:color w:val="1F1F1F"/>
-          <w:sz w:val="22"/>
-          <w:szCs w:val="22"/>
-        </w:rPr>
-        <w:t xml:space="preserve">     -H "X-Copy-From: /docs/hello.txt"</w:t>
-      </w:r>
-    </w:p>
-    <w:p>
-      <w:pPr>
-        <w:spacing w:line="276" w:lineRule="auto"/>
-      </w:pPr>
-    </w:p>
-    <w:p>
-      <w:pPr>
-        <w:spacing w:before="60" w:after="60" w:line="276" w:lineRule="auto"/>
-        <w:ind w:firstLine="709"/>
-      </w:pPr>
-      <w:r>
-        <w:rPr>
-          <w:sz w:val="28"/>
-          <w:szCs w:val="28"/>
-        </w:rPr>
-        <w:t>2) Ответ сервера (201 Created)</w:t>
-      </w:r>
-    </w:p>
-    <w:tbl>
-      <w:tblPr>
-        <w:tblW w:w="9026" w:type="dxa"/>
-        <w:tblBorders>
-          <w:top w:val="single" w:sz="4" w:space="0" w:color="auto"/>
-          <w:left w:val="single" w:sz="4" w:space="0" w:color="auto"/>
-          <w:bottom w:val="single" w:sz="4" w:space="0" w:color="auto"/>
-          <w:right w:val="single" w:sz="4" w:space="0" w:color="auto"/>
-          <w:insideH w:val="single" w:sz="4" w:space="0" w:color="auto"/>
-          <w:insideV w:val="single" w:sz="4" w:space="0" w:color="auto"/>
-        </w:tblBorders>
-        <w:tblCellMar>
-          <w:left w:w="10" w:type="dxa"/>
-          <w:right w:w="10" w:type="dxa"/>
-        </w:tblCellMar>
-        <w:tblLook w:val="04A0" w:firstRow="1" w:lastRow="0" w:firstColumn="1" w:lastColumn="0" w:noHBand="0" w:noVBand="1"/>
-      </w:tblPr>
-      <w:tblGrid>
-        <w:gridCol w:w="9026"/>
-      </w:tblGrid>
-      <w:tr>
-        <w:tblPrEx>
-          <w:tblCellMar>
-            <w:top w:w="0" w:type="dxa"/>
-            <w:bottom w:w="0" w:type="dxa"/>
-          </w:tblCellMar>
-        </w:tblPrEx>
-        <w:tc>
-          <w:tcPr>
-            <w:tcW w:w="9026" w:type="dxa"/>
-            <w:tcBorders>
-              <w:top w:val="single" w:sz="1" w:space="0" w:color="999999"/>
-              <w:left w:val="single" w:sz="1" w:space="0" w:color="999999"/>
-              <w:bottom w:val="single" w:sz="1" w:space="0" w:color="999999"/>
-              <w:right w:val="single" w:sz="1" w:space="0" w:color="999999"/>
-            </w:tcBorders>
-            <w:shd w:val="clear" w:color="auto" w:fill="F2F2F2"/>
-            <w:tcMar>
-              <w:top w:w="200" w:type="dxa"/>
-              <w:left w:w="200" w:type="dxa"/>
-              <w:bottom w:w="200" w:type="dxa"/>
-              <w:right w:w="200" w:type="dxa"/>
-            </w:tcMar>
-            <w:vAlign w:val="center"/>
-          </w:tcPr>
-          <w:p>
-            <w:pPr>
-              <w:jc w:val="center"/>
-            </w:pPr>
-            <w:r>
-              <w:rPr>
-                <w:b/>
-                <w:bCs/>
-                <w:color w:val="888888"/>
-                <w:sz w:val="28"/>
-                <w:szCs w:val="28"/>
-              </w:rPr>
-              <w:t>[СКРИНШОТ]</w:t>
-            </w:r>
-          </w:p>
-          <w:p>
-            <w:pPr>
-              <w:jc w:val="center"/>
-            </w:pPr>
-            <w:r>
-              <w:rPr>
-                <w:i/>
-                <w:iCs/>
-                <w:color w:val="888888"/>
-                <w:sz w:val="28"/>
-                <w:szCs w:val="28"/>
-              </w:rPr>
-              <w:t>PUT с X-Copy-From — ответ 201, файл скопирован</w:t>
-            </w:r>
-          </w:p>
-        </w:tc>
-      </w:tr>
-    </w:tbl>
-    <w:p>
-      <w:pPr>
-        <w:spacing w:after="80"/>
-      </w:pPr>
-    </w:p>
-    <w:p>
-      <w:pPr>
-        <w:spacing w:before="60" w:after="60" w:line="276" w:lineRule="auto"/>
-        <w:ind w:firstLine="709"/>
-      </w:pPr>
-      <w:r>
-        <w:rPr>
-          <w:sz w:val="28"/>
-          <w:szCs w:val="28"/>
-        </w:rPr>
-        <w:t>3) Проверка — чтение скопированного файла</w:t>
-      </w:r>
-    </w:p>
-    <w:p>
-      <w:pPr>
-        <w:pBdr>
-          <w:left w:val="single" w:sz="4" w:space="8" w:color="AAAAAA"/>
-        </w:pBdr>
-        <w:spacing w:before="40" w:after="40"/>
-        <w:ind w:left="720"/>
-      </w:pPr>
-      <w:r>
-        <w:rPr>
-          <w:rFonts w:ascii="Courier New" w:eastAsia="Courier New" w:hAnsi="Courier New" w:cs="Courier New"/>
-          <w:color w:val="1F1F1F"/>
-          <w:sz w:val="22"/>
-          <w:szCs w:val="22"/>
-        </w:rPr>
         <w:t>curl http://localhost:3000/backup/hello_copy.txt</w:t>
       </w:r>
     </w:p>
@@ -2150,85 +1888,53 @@
       <w:pPr>
         <w:spacing w:line="276" w:lineRule="auto"/>
       </w:pPr>
-    </w:p>
-    <w:tbl>
-      <w:tblPr>
-        <w:tblW w:w="9026" w:type="dxa"/>
-        <w:tblBorders>
-          <w:top w:val="single" w:sz="4" w:space="0" w:color="auto"/>
-          <w:left w:val="single" w:sz="4" w:space="0" w:color="auto"/>
-          <w:bottom w:val="single" w:sz="4" w:space="0" w:color="auto"/>
-          <w:right w:val="single" w:sz="4" w:space="0" w:color="auto"/>
-          <w:insideH w:val="single" w:sz="4" w:space="0" w:color="auto"/>
-          <w:insideV w:val="single" w:sz="4" w:space="0" w:color="auto"/>
-        </w:tblBorders>
-        <w:tblCellMar>
-          <w:left w:w="10" w:type="dxa"/>
-          <w:right w:w="10" w:type="dxa"/>
-        </w:tblCellMar>
-        <w:tblLook w:val="04A0" w:firstRow="1" w:lastRow="0" w:firstColumn="1" w:lastColumn="0" w:noHBand="0" w:noVBand="1"/>
-      </w:tblPr>
-      <w:tblGrid>
-        <w:gridCol w:w="9026"/>
-      </w:tblGrid>
-      <w:tr>
-        <w:tblPrEx>
-          <w:tblCellMar>
-            <w:top w:w="0" w:type="dxa"/>
-            <w:bottom w:w="0" w:type="dxa"/>
-          </w:tblCellMar>
-        </w:tblPrEx>
-        <w:tc>
-          <w:tcPr>
-            <w:tcW w:w="9026" w:type="dxa"/>
-            <w:tcBorders>
-              <w:top w:val="single" w:sz="1" w:space="0" w:color="999999"/>
-              <w:left w:val="single" w:sz="1" w:space="0" w:color="999999"/>
-              <w:bottom w:val="single" w:sz="1" w:space="0" w:color="999999"/>
-              <w:right w:val="single" w:sz="1" w:space="0" w:color="999999"/>
-            </w:tcBorders>
-            <w:shd w:val="clear" w:color="auto" w:fill="F2F2F2"/>
-            <w:tcMar>
-              <w:top w:w="200" w:type="dxa"/>
-              <w:left w:w="200" w:type="dxa"/>
-              <w:bottom w:w="200" w:type="dxa"/>
-              <w:right w:w="200" w:type="dxa"/>
-            </w:tcMar>
-            <w:vAlign w:val="center"/>
-          </w:tcPr>
-          <w:p>
-            <w:pPr>
-              <w:jc w:val="center"/>
-            </w:pPr>
-            <w:r>
-              <w:rPr>
-                <w:b/>
-                <w:bCs/>
-                <w:color w:val="888888"/>
-                <w:sz w:val="28"/>
-                <w:szCs w:val="28"/>
-              </w:rPr>
-              <w:t>[СКРИНШОТ]</w:t>
-            </w:r>
-          </w:p>
-          <w:p>
-            <w:pPr>
-              <w:jc w:val="center"/>
-            </w:pPr>
-            <w:r>
-              <w:rPr>
-                <w:i/>
-                <w:iCs/>
-                <w:color w:val="888888"/>
-                <w:sz w:val="28"/>
-                <w:szCs w:val="28"/>
-              </w:rPr>
-              <w:t>GET скопированного файла — содержимое совпадает с оригиналом</w:t>
-            </w:r>
-          </w:p>
-        </w:tc>
-      </w:tr>
-    </w:tbl>
+      <w:r>
+        <w:rPr>
+          <w:noProof/>
+        </w:rPr>
+        <w:drawing>
+          <wp:inline distT="0" distB="0" distL="0" distR="0" wp14:anchorId="57804FFA" wp14:editId="0014CDCB">
+            <wp:extent cx="5940425" cy="488315"/>
+            <wp:effectExtent l="0" t="0" r="3175" b="0"/>
+            <wp:docPr id="873551304" name="Picture 15"/>
+            <wp:cNvGraphicFramePr>
+              <a:graphicFrameLocks xmlns:a="http://schemas.openxmlformats.org/drawingml/2006/main" noChangeAspect="1"/>
+            </wp:cNvGraphicFramePr>
+            <a:graphic xmlns:a="http://schemas.openxmlformats.org/drawingml/2006/main">
+              <a:graphicData uri="http://schemas.openxmlformats.org/drawingml/2006/picture">
+                <pic:pic xmlns:pic="http://schemas.openxmlformats.org/drawingml/2006/picture">
+                  <pic:nvPicPr>
+                    <pic:cNvPr id="873551304" name="Picture 873551304"/>
+                    <pic:cNvPicPr/>
+                  </pic:nvPicPr>
+                  <pic:blipFill>
+                    <a:blip r:embed="rId17">
+                      <a:extLst>
+                        <a:ext uri="{28A0092B-C50C-407E-A947-70E740481C1C}">
+                          <a14:useLocalDpi xmlns:a14="http://schemas.microsoft.com/office/drawing/2010/main" val="0"/>
+                        </a:ext>
+                      </a:extLst>
+                    </a:blip>
+                    <a:stretch>
+                      <a:fillRect/>
+                    </a:stretch>
+                  </pic:blipFill>
+                  <pic:spPr>
+                    <a:xfrm>
+                      <a:off x="0" y="0"/>
+                      <a:ext cx="5940425" cy="488315"/>
+                    </a:xfrm>
+                    <a:prstGeom prst="rect">
+                      <a:avLst/>
+                    </a:prstGeom>
+                  </pic:spPr>
+                </pic:pic>
+              </a:graphicData>
+            </a:graphic>
+          </wp:inline>
+        </w:drawing>
+      </w:r>
+    </w:p>
     <w:p>
       <w:pPr>
         <w:spacing w:after="80"/>
@@ -2563,7 +2269,6 @@
                 <w:sz w:val="28"/>
                 <w:szCs w:val="28"/>
               </w:rPr>
-              <w:lastRenderedPageBreak/>
               <w:t>403 Forbidden</w:t>
             </w:r>
           </w:p>
@@ -2684,6 +2389,7 @@
                 <w:sz w:val="28"/>
                 <w:szCs w:val="28"/>
               </w:rPr>
+              <w:lastRenderedPageBreak/>
               <w:t>500 Internal Server Error</w:t>
             </w:r>
           </w:p>
